--- a/modelos_unificados/PropostaDesdobramento.docx
+++ b/modelos_unificados/PropostaDesdobramento.docx
@@ -169,7 +169,7 @@
           <w:rFonts w:ascii="Google Sans Text" w:eastAsia="Google Sans Text" w:hAnsi="Google Sans Text" w:cs="Google Sans Text"/>
           <w:color w:val="1F1F1F"/>
         </w:rPr>
-        <w:t>${Cidade}, ${</w:t>
+        <w:t>${empresa_cidade}, ${</w:t>
       </w:r>
       <w:proofErr w:type="spellStart"/>
       <w:r>
@@ -177,7 +177,7 @@
           <w:rFonts w:ascii="Google Sans Text" w:eastAsia="Google Sans Text" w:hAnsi="Google Sans Text" w:cs="Google Sans Text"/>
           <w:color w:val="1F1F1F"/>
         </w:rPr>
-        <w:t>${data_extenso}</w:t>
+        <w:t>${data_emissao_extenso}</w:t>
       </w:r>
       <w:proofErr w:type="spellEnd"/>
       <w:r>
@@ -402,7 +402,7 @@
           <w:rFonts w:ascii="Google Sans Text" w:eastAsia="Google Sans Text" w:hAnsi="Google Sans Text" w:cs="Google Sans Text"/>
           <w:color w:val="1F1F1F"/>
         </w:rPr>
-        <w:t>${celular_cliente}</w:t>
+        <w:t>${whatsapp_cliente}</w:t>
       </w:r>
       <w:proofErr w:type="spellEnd"/>
       <w:r>
@@ -788,7 +788,7 @@
           <w:bCs/>
           <w:color w:val="1F1F1F"/>
         </w:rPr>
-        <w:t>##TEMP_${empresa}##</w:t>
+        <w:t>##TEMP_${empresa_nome}##</w:t>
       </w:r>
       <w:r>
         <w:rPr>
@@ -909,7 +909,7 @@
         <w:rPr>
           <w:rFonts w:ascii="Google Sans Text" w:eastAsia="Google Sans Text" w:hAnsi="Google Sans Text" w:cs="Google Sans Text"/>
         </w:rPr>
-        <w:t>Finalidade Específica: ##TEMP_${finalidade}##</w:t>
+        <w:t>Finalidade Específica: ##TEMP_${finalidade_obra}##</w:t>
       </w:r>
     </w:p>
     <w:p>
@@ -1280,7 +1280,7 @@
           <w:bCs/>
           <w:color w:val="1F1F1F"/>
         </w:rPr>
-        <w:t>${GPS}</w:t>
+        <w:t>${gps}</w:t>
       </w:r>
       <w:r>
         <w:rPr>
@@ -1611,7 +1611,7 @@
           <w:rFonts w:ascii="Google Sans Text" w:eastAsia="Google Sans Text" w:hAnsi="Google Sans Text" w:cs="Google Sans Text"/>
           <w:color w:val="1F1F1F"/>
         </w:rPr>
-        <w:t xml:space="preserve"> ${Veiculo}</w:t>
+        <w:t xml:space="preserve"> ${veiculo}</w:t>
       </w:r>
     </w:p>
     <w:p>
@@ -1700,7 +1700,7 @@
           <w:rFonts w:ascii="Google Sans Text" w:eastAsia="Google Sans Text" w:hAnsi="Google Sans Text" w:cs="Google Sans Text"/>
           <w:color w:val="1F1F1F"/>
         </w:rPr>
-        <w:t xml:space="preserve"> ${GPS}, </w:t>
+        <w:t xml:space="preserve"> ${gps}, </w:t>
       </w:r>
     </w:p>
     <w:p>
@@ -1732,7 +1732,7 @@
           <w:rFonts w:ascii="Google Sans Text" w:eastAsia="Google Sans Text" w:hAnsi="Google Sans Text" w:cs="Google Sans Text"/>
           <w:color w:val="1F1F1F"/>
         </w:rPr>
-        <w:t xml:space="preserve"> ${Drone}</w:t>
+        <w:t xml:space="preserve"> ${drone}</w:t>
       </w:r>
     </w:p>
     <w:p>
@@ -1826,7 +1826,7 @@
           <w:bCs/>
           <w:color w:val="1F1F1F"/>
         </w:rPr>
-        <w:t>${valor_extenso}</w:t>
+        <w:t>${valor_total_extenso}</w:t>
       </w:r>
       <w:proofErr w:type="spellEnd"/>
       <w:r>
@@ -2134,7 +2134,7 @@
           <w:rFonts w:ascii="Google Sans Text" w:eastAsia="Google Sans Text" w:hAnsi="Google Sans Text" w:cs="Google Sans Text"/>
           <w:color w:val="1F1F1F"/>
         </w:rPr>
-        <w:t xml:space="preserve"> ${Banco} </w:t>
+        <w:t xml:space="preserve"> ${banco_nome} </w:t>
       </w:r>
     </w:p>
     <w:p>
@@ -2166,7 +2166,7 @@
           <w:rFonts w:ascii="Google Sans Text" w:eastAsia="Google Sans Text" w:hAnsi="Google Sans Text" w:cs="Google Sans Text"/>
           <w:color w:val="1F1F1F"/>
         </w:rPr>
-        <w:t xml:space="preserve"> ${Agencia}</w:t>
+        <w:t xml:space="preserve"> ${banco_agencia}</w:t>
       </w:r>
     </w:p>
     <w:p>
@@ -2199,7 +2199,7 @@
           <w:rFonts w:ascii="Google Sans Text" w:eastAsia="Google Sans Text" w:hAnsi="Google Sans Text" w:cs="Google Sans Text"/>
           <w:color w:val="1F1F1F"/>
         </w:rPr>
-        <w:t xml:space="preserve"> ${Conta}</w:t>
+        <w:t xml:space="preserve"> ${banco_conta}</w:t>
       </w:r>
     </w:p>
     <w:p>
@@ -2231,7 +2231,7 @@
           <w:rFonts w:ascii="Google Sans Text" w:eastAsia="Google Sans Text" w:hAnsi="Google Sans Text" w:cs="Google Sans Text"/>
           <w:color w:val="1F1F1F"/>
         </w:rPr>
-        <w:t xml:space="preserve"> ##TEMP_${empresa}## </w:t>
+        <w:t xml:space="preserve"> ##TEMP_${empresa_nome}## </w:t>
       </w:r>
     </w:p>
     <w:p>
@@ -2256,14 +2256,14 @@
           <w:bCs/>
           <w:color w:val="1F1F1F"/>
         </w:rPr>
-        <w:t>${cnpj}/${chave_pix}:</w:t>
-      </w:r>
-      <w:r>
-        <w:rPr>
-          <w:rFonts w:ascii="Google Sans Text" w:eastAsia="Google Sans Text" w:hAnsi="Google Sans Text" w:cs="Google Sans Text"/>
-          <w:color w:val="1F1F1F"/>
-        </w:rPr>
-        <w:t xml:space="preserve"> ##TEMP_${cnpj}## / ##TEMP_${chave_pix}##</w:t>
+        <w:t>${empresa_cnpj}/${chave_pix}:</w:t>
+      </w:r>
+      <w:r>
+        <w:rPr>
+          <w:rFonts w:ascii="Google Sans Text" w:eastAsia="Google Sans Text" w:hAnsi="Google Sans Text" w:cs="Google Sans Text"/>
+          <w:color w:val="1F1F1F"/>
+        </w:rPr>
+        <w:t xml:space="preserve"> ##TEMP_${empresa_cnpj}## / ##TEMP_${chave_pix}##</w:t>
       </w:r>
     </w:p>
     <w:p>
@@ -2372,7 +2372,7 @@
           <w:bCs/>
           <w:color w:val="1F1F1F"/>
         </w:rPr>
-        <w:t>##TEMP_${empresa}##</w:t>
+        <w:t>##TEMP_${empresa_nome}##</w:t>
       </w:r>
       <w:r>
         <w:rPr>
@@ -2448,7 +2448,7 @@
         <w:rPr>
           <w:rFonts w:ascii="Google Sans Text" w:eastAsia="Google Sans Text" w:hAnsi="Google Sans Text" w:cs="Google Sans Text"/>
         </w:rPr>
-        <w:t>##TEMP_${empresa}##</w:t>
+        <w:t>##TEMP_${empresa_nome}##</w:t>
       </w:r>
     </w:p>
     <w:p>
